--- a/data/call_memo_template.docx
+++ b/data/call_memo_template.docx
@@ -858,6 +858,42 @@
       </w:tr>
       <w:tr>
         <w:trPr>
+          <w:trHeight w:val="726"/>
+        </w:trPr>
+        <w:tc>
+          <w:tcPr>
+            <w:tcW w:w="10042" w:type="dxa"/>
+            <w:gridSpan w:val="3"/>
+            <w:tcBorders>
+              <w:top w:val="nil"/>
+            </w:tcBorders>
+          </w:tcPr>
+          <w:p>
+            <w:pPr>
+              <w:jc w:val="both"/>
+              <w:rPr>
+                <w:rFonts w:eastAsia="標楷體"/>
+                <w:b/>
+                <w:color w:val="000000" w:themeColor="text1"/>
+                <w:u w:val="single"/>
+              </w:rPr>
+            </w:pPr>
+            <w:r>
+              <w:rPr>
+                <w:b/>
+              </w:rPr>
+              <w:t>公司技術說明：</w:t>
+            </w:r>
+          </w:p>
+          <w:p>
+            <w:r>
+              <w:t>說明公司核心技術、技術門檻、專利或研發能力等</w:t>
+            </w:r>
+          </w:p>
+        </w:tc>
+      </w:tr>
+      <w:tr>
+        <w:trPr>
           <w:trHeight w:val="348"/>
         </w:trPr>
         <w:tc>
@@ -3308,6 +3344,43 @@
                 <w:color w:val="000000" w:themeColor="text1"/>
               </w:rPr>
               <w:t>123</w:t>
+            </w:r>
+          </w:p>
+        </w:tc>
+      </w:tr>
+      <w:tr>
+        <w:trPr>
+          <w:trHeight w:val="689"/>
+        </w:trPr>
+        <w:tc>
+          <w:tcPr>
+            <w:tcW w:w="10042" w:type="dxa"/>
+            <w:gridSpan w:val="3"/>
+            <w:tcBorders>
+              <w:top w:val="single" w:sz="6" w:space="0" w:color="auto"/>
+              <w:bottom w:val="single" w:sz="6" w:space="0" w:color="auto"/>
+            </w:tcBorders>
+            <w:vAlign w:val="center"/>
+          </w:tcPr>
+          <w:p>
+            <w:pPr>
+              <w:jc w:val="both"/>
+              <w:rPr>
+                <w:rFonts w:eastAsia="標楷體"/>
+                <w:bCs/>
+                <w:color w:val="000000" w:themeColor="text1"/>
+              </w:rPr>
+            </w:pPr>
+            <w:r>
+              <w:rPr>
+                <w:b/>
+              </w:rPr>
+              <w:t>Memo：</w:t>
+            </w:r>
+          </w:p>
+          <w:p>
+            <w:r>
+              <w:t>自由備註，不會被 AI 自動抽取</w:t>
             </w:r>
           </w:p>
         </w:tc>

--- a/data/call_memo_template.docx
+++ b/data/call_memo_template.docx
@@ -1532,7 +1532,7 @@
                       <w:rFonts w:eastAsia="標楷體" w:hint="eastAsia"/>
                       <w:bCs/>
                     </w:rPr>
-                    <w:t>費用</w:t>
+                    <w:t>營業費用</w:t>
                   </w:r>
                 </w:p>
               </w:tc>
@@ -1859,6 +1859,42 @@
             <w:tr>
               <w:tc>
                 <w:tcPr>
+                  <w:tcW w:type="dxa" w:w="1587"/>
+                </w:tcPr>
+                <w:p>
+                  <w:r>
+                    <w:t>G&amp;A人數</w:t>
+                  </w:r>
+                </w:p>
+              </w:tc>
+              <w:tc>
+                <w:tcPr>
+                  <w:tcW w:type="dxa" w:w="791"/>
+                </w:tcPr>
+                <w:p/>
+              </w:tc>
+              <w:tc>
+                <w:tcPr>
+                  <w:tcW w:type="dxa" w:w="964"/>
+                </w:tcPr>
+                <w:p/>
+              </w:tc>
+              <w:tc>
+                <w:tcPr>
+                  <w:tcW w:type="dxa" w:w="964"/>
+                </w:tcPr>
+                <w:p/>
+              </w:tc>
+              <w:tc>
+                <w:tcPr>
+                  <w:tcW w:type="dxa" w:w="964"/>
+                </w:tcPr>
+                <w:p/>
+              </w:tc>
+            </w:tr>
+            <w:tr>
+              <w:tc>
+                <w:tcPr>
                   <w:tcW w:w="1587" w:type="dxa"/>
                 </w:tcPr>
                 <w:p>
@@ -2029,6 +2065,114 @@
                     </w:rPr>
                   </w:pPr>
                 </w:p>
+              </w:tc>
+            </w:tr>
+            <w:tr>
+              <w:tc>
+                <w:tcPr>
+                  <w:tcW w:type="dxa" w:w="1587"/>
+                </w:tcPr>
+                <w:p>
+                  <w:r>
+                    <w:t>營業利益</w:t>
+                  </w:r>
+                </w:p>
+              </w:tc>
+              <w:tc>
+                <w:tcPr>
+                  <w:tcW w:type="dxa" w:w="791"/>
+                </w:tcPr>
+                <w:p/>
+              </w:tc>
+              <w:tc>
+                <w:tcPr>
+                  <w:tcW w:type="dxa" w:w="964"/>
+                </w:tcPr>
+                <w:p/>
+              </w:tc>
+              <w:tc>
+                <w:tcPr>
+                  <w:tcW w:type="dxa" w:w="964"/>
+                </w:tcPr>
+                <w:p/>
+              </w:tc>
+              <w:tc>
+                <w:tcPr>
+                  <w:tcW w:type="dxa" w:w="964"/>
+                </w:tcPr>
+                <w:p/>
+              </w:tc>
+            </w:tr>
+            <w:tr>
+              <w:tc>
+                <w:tcPr>
+                  <w:tcW w:type="dxa" w:w="1587"/>
+                </w:tcPr>
+                <w:p>
+                  <w:r>
+                    <w:t>業外收入</w:t>
+                  </w:r>
+                </w:p>
+              </w:tc>
+              <w:tc>
+                <w:tcPr>
+                  <w:tcW w:type="dxa" w:w="791"/>
+                </w:tcPr>
+                <w:p/>
+              </w:tc>
+              <w:tc>
+                <w:tcPr>
+                  <w:tcW w:type="dxa" w:w="964"/>
+                </w:tcPr>
+                <w:p/>
+              </w:tc>
+              <w:tc>
+                <w:tcPr>
+                  <w:tcW w:type="dxa" w:w="964"/>
+                </w:tcPr>
+                <w:p/>
+              </w:tc>
+              <w:tc>
+                <w:tcPr>
+                  <w:tcW w:type="dxa" w:w="964"/>
+                </w:tcPr>
+                <w:p/>
+              </w:tc>
+            </w:tr>
+            <w:tr>
+              <w:tc>
+                <w:tcPr>
+                  <w:tcW w:type="dxa" w:w="1587"/>
+                </w:tcPr>
+                <w:p>
+                  <w:r>
+                    <w:t>業外支出</w:t>
+                  </w:r>
+                </w:p>
+              </w:tc>
+              <w:tc>
+                <w:tcPr>
+                  <w:tcW w:type="dxa" w:w="791"/>
+                </w:tcPr>
+                <w:p/>
+              </w:tc>
+              <w:tc>
+                <w:tcPr>
+                  <w:tcW w:type="dxa" w:w="964"/>
+                </w:tcPr>
+                <w:p/>
+              </w:tc>
+              <w:tc>
+                <w:tcPr>
+                  <w:tcW w:type="dxa" w:w="964"/>
+                </w:tcPr>
+                <w:p/>
+              </w:tc>
+              <w:tc>
+                <w:tcPr>
+                  <w:tcW w:type="dxa" w:w="964"/>
+                </w:tcPr>
+                <w:p/>
               </w:tc>
             </w:tr>
             <w:tr>
